--- a/flow/20230914_vu_template/drafts/2024-06-u/02-НД-Гл.4-Никофора ісп.docx
+++ b/flow/20230914_vu_template/drafts/2024-06-u/02-НД-Гл.4-Никофора ісп.docx
@@ -3,22 +3,93 @@
 <w:document xmlns:mc="http://schemas.openxmlformats.org/markup-compatibility/2006" xmlns:o="urn:schemas-microsoft-com:office:office" xmlns:r="http://schemas.openxmlformats.org/officeDocument/2006/relationships" xmlns:m="http://schemas.openxmlformats.org/officeDocument/2006/math" xmlns:v="urn:schemas-microsoft-com:vml" xmlns:wp="http://schemas.openxmlformats.org/drawingml/2006/wordprocessingDrawing" xmlns:w10="urn:schemas-microsoft-com:office:word" xmlns:w="http://schemas.openxmlformats.org/wordprocessingml/2006/main" xmlns:wne="http://schemas.microsoft.com/office/word/2006/wordml" xmlns:sl="http://schemas.openxmlformats.org/schemaLibrary/2006/main" xmlns:a="http://schemas.openxmlformats.org/drawingml/2006/main" xmlns:pic="http://schemas.openxmlformats.org/drawingml/2006/picture" xmlns:c="http://schemas.openxmlformats.org/drawingml/2006/chart" xmlns:lc="http://schemas.openxmlformats.org/drawingml/2006/lockedCanvas" xmlns:dgm="http://schemas.openxmlformats.org/drawingml/2006/diagram" xmlns:wps="http://schemas.microsoft.com/office/word/2010/wordprocessingShape" xmlns:wpg="http://schemas.microsoft.com/office/word/2010/wordprocessingGroup" xmlns:w14="http://schemas.microsoft.com/office/word/2010/wordml" xmlns:w15="http://schemas.microsoft.com/office/word/2012/wordml">
   <w:body>
     <w:p>
-      <w:r>
-        <w:rPr>
-          <w:rFonts w:ascii="Times New Roman" w:hAnsi="Times New Roman"/>
-          <w:b/>
-          <w:sz w:val="24"/>
-        </w:rPr>
-        <w:t>Червень 2, Неділя</w:t>
-      </w:r>
-    </w:p>
-    <w:p>
-      <w:r>
-        <w:rPr>
-          <w:rFonts w:ascii="Times New Roman" w:hAnsi="Times New Roman"/>
-          <w:sz w:val="24"/>
-        </w:rPr>
-        <w:t>Неділя 5-та після Пасхи, самарянки. Св. Никифора, ісп.</w:t>
+      <w:pPr>
+        <w:pBdr>
+          <w:top w:space="0" w:sz="0" w:val="nil"/>
+          <w:left w:space="0" w:sz="0" w:val="nil"/>
+          <w:bottom w:space="0" w:sz="0" w:val="nil"/>
+          <w:right w:space="0" w:sz="0" w:val="nil"/>
+          <w:between w:space="0" w:sz="0" w:val="nil"/>
+        </w:pBdr>
+        <w:spacing w:after="120" w:lineRule="auto"/>
+        <w:rPr>
+          <w:rFonts w:ascii="Times New Roman" w:cs="Times New Roman" w:eastAsia="Times New Roman" w:hAnsi="Times New Roman"/>
+          <w:color w:val="ff0000"/>
+          <w:sz w:val="24"/>
+          <w:szCs w:val="24"/>
+        </w:rPr>
+      </w:pPr>
+      <w:r>
+        <w:rPr>
+          <w:rFonts w:ascii="Times New Roman" w:cs="Times New Roman" w:eastAsia="Times New Roman" w:hAnsi="Times New Roman"/>
+          <w:color w:val="ff0000"/>
+          <w:sz w:val="24"/>
+          <w:szCs w:val="24"/>
+          <w:rtl w:val="0"/>
+        </w:rPr>
+        <w:t xml:space="preserve">Травень 14 Неділя</w:t>
+        <w:br w:type="textWrapping"/>
+        <w:t xml:space="preserve">14 (1) </w:t>
+      </w:r>
+      <w:r>
+        <w:rPr>
+          <w:rFonts w:ascii="Times New Roman" w:cs="Times New Roman" w:eastAsia="Times New Roman" w:hAnsi="Times New Roman"/>
+          <w:i w:val="1"/>
+          <w:color w:val="ff0000"/>
+          <w:sz w:val="24"/>
+          <w:szCs w:val="24"/>
+          <w:rtl w:val="0"/>
+        </w:rPr>
+        <w:t xml:space="preserve">Неділя 5-та після Пасхи, самарянки. Глас 4. Єв. 7.</w:t>
+      </w:r>
+      <w:r>
+        <w:rPr>
+          <w:rtl w:val="0"/>
+        </w:rPr>
+      </w:r>
+    </w:p>
+    <w:p>
+      <w:pPr>
+        <w:pBdr>
+          <w:top w:space="0" w:sz="0" w:val="nil"/>
+          <w:left w:space="0" w:sz="0" w:val="nil"/>
+          <w:bottom w:space="0" w:sz="0" w:val="nil"/>
+          <w:right w:space="0" w:sz="0" w:val="nil"/>
+          <w:between w:space="0" w:sz="0" w:val="nil"/>
+        </w:pBdr>
+        <w:spacing w:after="120" w:lineRule="auto"/>
+        <w:rPr>
+          <w:rFonts w:ascii="Times New Roman" w:cs="Times New Roman" w:eastAsia="Times New Roman" w:hAnsi="Times New Roman"/>
+          <w:color w:val="ff0000"/>
+          <w:sz w:val="24"/>
+          <w:szCs w:val="24"/>
+        </w:rPr>
+      </w:pPr>
+      <w:r>
+        <w:rPr>
+          <w:rFonts w:ascii="Times New Roman" w:cs="Times New Roman" w:eastAsia="Times New Roman" w:hAnsi="Times New Roman"/>
+          <w:color w:val="ff0000"/>
+          <w:sz w:val="24"/>
+          <w:szCs w:val="24"/>
+          <w:rtl w:val="0"/>
+        </w:rPr>
+        <w:t xml:space="preserve">Св. прор. Єремії.</w:t>
+        <w:br w:type="textWrapping"/>
+      </w:r>
+    </w:p>
+    <w:p>
+      <w:pPr>
+        <w:spacing w:after="120" w:lineRule="auto"/>
+        <w:rPr>
+          <w:rFonts w:ascii="Times New Roman" w:cs="Times New Roman" w:eastAsia="Times New Roman" w:hAnsi="Times New Roman"/>
+          <w:sz w:val="24"/>
+          <w:szCs w:val="24"/>
+        </w:rPr>
+      </w:pPr>
+      <w:r>
+        <w:rPr>
+          <w:rtl w:val="0"/>
+        </w:rPr>
       </w:r>
     </w:p>
     <w:p>
@@ -377,17 +448,21 @@
       </w:pPr>
       <w:r>
         <w:rPr>
-          <w:rFonts w:ascii="Times New Roman" w:hAnsi="Times New Roman"/>
-          <w:i/>
-          <w:color w:val="FF4400"/>
-          <w:sz w:val="24"/>
-        </w:rPr>
-        <w:t>Священик:</w:t>
-      </w:r>
-      <w:r>
-        <w:rPr>
-          <w:rFonts w:ascii="Times New Roman" w:hAnsi="Times New Roman"/>
-          <w:sz w:val="24"/>
+          <w:rFonts w:ascii="Times New Roman" w:cs="Times New Roman" w:eastAsia="Times New Roman" w:hAnsi="Times New Roman"/>
+          <w:i w:val="1"/>
+          <w:color w:val="ff0000"/>
+          <w:sz w:val="24"/>
+          <w:szCs w:val="24"/>
+          <w:rtl w:val="0"/>
+        </w:rPr>
+        <w:t xml:space="preserve">Священик:</w:t>
+      </w:r>
+      <w:r>
+        <w:rPr>
+          <w:rFonts w:ascii="Times New Roman" w:cs="Times New Roman" w:eastAsia="Times New Roman" w:hAnsi="Times New Roman"/>
+          <w:sz w:val="24"/>
+          <w:szCs w:val="24"/>
+          <w:rtl w:val="0"/>
         </w:rPr>
         <w:t xml:space="preserve"> Бо твоє є царство, і сила, і слава, Отця, і Сина, і Святого Духа, нині і повсякчас, і на віки віків.</w:t>
       </w:r>
@@ -2503,17 +2578,21 @@
       </w:pPr>
       <w:r>
         <w:rPr>
-          <w:rFonts w:ascii="Times New Roman" w:hAnsi="Times New Roman"/>
-          <w:i/>
-          <w:color w:val="FF4400"/>
-          <w:sz w:val="24"/>
-        </w:rPr>
-        <w:t>Священик:</w:t>
-      </w:r>
-      <w:r>
-        <w:rPr>
-          <w:rFonts w:ascii="Times New Roman" w:hAnsi="Times New Roman"/>
-          <w:sz w:val="24"/>
+          <w:rFonts w:ascii="Times New Roman" w:cs="Times New Roman" w:eastAsia="Times New Roman" w:hAnsi="Times New Roman"/>
+          <w:i w:val="1"/>
+          <w:color w:val="ff0000"/>
+          <w:sz w:val="24"/>
+          <w:szCs w:val="24"/>
+          <w:rtl w:val="0"/>
+        </w:rPr>
+        <w:t xml:space="preserve">Священик:</w:t>
+      </w:r>
+      <w:r>
+        <w:rPr>
+          <w:rFonts w:ascii="Times New Roman" w:cs="Times New Roman" w:eastAsia="Times New Roman" w:hAnsi="Times New Roman"/>
+          <w:sz w:val="24"/>
+          <w:szCs w:val="24"/>
+          <w:rtl w:val="0"/>
         </w:rPr>
         <w:t xml:space="preserve"> Бо тобі належить усяка слава, честь і поклоніння, Отцю, і Сину, і Святому Духові, нині і повсякчас, і на віки віків.</w:t>
       </w:r>
@@ -3232,19 +3311,33 @@
       </w:pPr>
       <w:r>
         <w:rPr>
-          <w:rFonts w:ascii="Times New Roman" w:hAnsi="Times New Roman"/>
-          <w:i/>
-          <w:color w:val="FF4400"/>
-          <w:sz w:val="24"/>
-        </w:rPr>
-        <w:t>Священик:</w:t>
-      </w:r>
-      <w:r>
-        <w:rPr>
-          <w:rFonts w:ascii="Times New Roman" w:hAnsi="Times New Roman"/>
-          <w:sz w:val="24"/>
-        </w:rPr>
-        <w:t xml:space="preserve"> Бо твоя є влада і твоє царство, і сила, і слава, Отця, і Сина, і Святого Духа, нині і повсякчас, і на віки віків.</w:t>
+          <w:rFonts w:ascii="Times New Roman" w:cs="Times New Roman" w:eastAsia="Times New Roman" w:hAnsi="Times New Roman"/>
+          <w:i w:val="1"/>
+          <w:color w:val="ff0000"/>
+          <w:sz w:val="24"/>
+          <w:szCs w:val="24"/>
+          <w:rtl w:val="0"/>
+        </w:rPr>
+        <w:t xml:space="preserve">Священик:</w:t>
+      </w:r>
+      <w:r>
+        <w:rPr>
+          <w:rFonts w:ascii="Times New Roman" w:cs="Times New Roman" w:eastAsia="Times New Roman" w:hAnsi="Times New Roman"/>
+          <w:color w:val="ff0000"/>
+          <w:sz w:val="24"/>
+          <w:szCs w:val="24"/>
+          <w:rtl w:val="0"/>
+        </w:rPr>
+        <w:t xml:space="preserve"> </w:t>
+      </w:r>
+      <w:r>
+        <w:rPr>
+          <w:rFonts w:ascii="Times New Roman" w:cs="Times New Roman" w:eastAsia="Times New Roman" w:hAnsi="Times New Roman"/>
+          <w:sz w:val="24"/>
+          <w:szCs w:val="24"/>
+          <w:rtl w:val="0"/>
+        </w:rPr>
+        <w:t xml:space="preserve">Бо твоя є влада і твоє царство, і сила, і слава, Отця, і Сина, і Святого Духа, нині і повсякчас, і на віки віків.</w:t>
       </w:r>
     </w:p>
     <w:p>
@@ -4947,19 +5040,33 @@
       </w:pPr>
       <w:r>
         <w:rPr>
-          <w:rFonts w:ascii="Times New Roman" w:hAnsi="Times New Roman"/>
-          <w:i/>
-          <w:color w:val="FF4400"/>
-          <w:sz w:val="24"/>
-        </w:rPr>
-        <w:t>Священик:</w:t>
-      </w:r>
-      <w:r>
-        <w:rPr>
-          <w:rFonts w:ascii="Times New Roman" w:hAnsi="Times New Roman"/>
-          <w:sz w:val="24"/>
-        </w:rPr>
-        <w:t xml:space="preserve"> Мир всім.</w:t>
+          <w:rFonts w:ascii="Times New Roman" w:cs="Times New Roman" w:eastAsia="Times New Roman" w:hAnsi="Times New Roman"/>
+          <w:i w:val="1"/>
+          <w:color w:val="ff0000"/>
+          <w:sz w:val="24"/>
+          <w:szCs w:val="24"/>
+          <w:rtl w:val="0"/>
+        </w:rPr>
+        <w:t xml:space="preserve">Священик:</w:t>
+      </w:r>
+      <w:r>
+        <w:rPr>
+          <w:rFonts w:ascii="Times New Roman" w:cs="Times New Roman" w:eastAsia="Times New Roman" w:hAnsi="Times New Roman"/>
+          <w:color w:val="ff0000"/>
+          <w:sz w:val="24"/>
+          <w:szCs w:val="24"/>
+          <w:rtl w:val="0"/>
+        </w:rPr>
+        <w:t xml:space="preserve"> </w:t>
+      </w:r>
+      <w:r>
+        <w:rPr>
+          <w:rFonts w:ascii="Times New Roman" w:cs="Times New Roman" w:eastAsia="Times New Roman" w:hAnsi="Times New Roman"/>
+          <w:sz w:val="24"/>
+          <w:szCs w:val="24"/>
+          <w:rtl w:val="0"/>
+        </w:rPr>
+        <w:t xml:space="preserve">Мир всім.</w:t>
       </w:r>
     </w:p>
     <w:p>
@@ -5788,17 +5895,21 @@
       </w:pPr>
       <w:r>
         <w:rPr>
-          <w:rFonts w:ascii="Times New Roman" w:hAnsi="Times New Roman"/>
-          <w:i/>
-          <w:color w:val="FF4400"/>
-          <w:sz w:val="24"/>
-        </w:rPr>
-        <w:t>Священик:</w:t>
-      </w:r>
-      <w:r>
-        <w:rPr>
-          <w:rFonts w:ascii="Times New Roman" w:hAnsi="Times New Roman"/>
-          <w:sz w:val="24"/>
+          <w:rFonts w:ascii="Times New Roman" w:cs="Times New Roman" w:eastAsia="Times New Roman" w:hAnsi="Times New Roman"/>
+          <w:i w:val="1"/>
+          <w:color w:val="ff0000"/>
+          <w:sz w:val="24"/>
+          <w:szCs w:val="24"/>
+          <w:rtl w:val="0"/>
+        </w:rPr>
+        <w:t xml:space="preserve">Священик:</w:t>
+      </w:r>
+      <w:r>
+        <w:rPr>
+          <w:rFonts w:ascii="Times New Roman" w:cs="Times New Roman" w:eastAsia="Times New Roman" w:hAnsi="Times New Roman"/>
+          <w:sz w:val="24"/>
+          <w:szCs w:val="24"/>
+          <w:rtl w:val="0"/>
         </w:rPr>
         <w:t xml:space="preserve"> Бо милостивий і чоловіколюбець Бог єси, і тобі славу возсилаємо: Отцю, і Сину, і Святому Духові, нині і повсякчас, і на віки віків.</w:t>
       </w:r>
@@ -6703,19 +6814,33 @@
       </w:pPr>
       <w:r>
         <w:rPr>
-          <w:rFonts w:ascii="Times New Roman" w:hAnsi="Times New Roman"/>
-          <w:i/>
-          <w:color w:val="FF4400"/>
-          <w:sz w:val="24"/>
-        </w:rPr>
-        <w:t>Священик:</w:t>
-      </w:r>
-      <w:r>
-        <w:rPr>
-          <w:rFonts w:ascii="Times New Roman" w:hAnsi="Times New Roman"/>
-          <w:sz w:val="24"/>
-        </w:rPr>
-        <w:t xml:space="preserve"> Бо ти Бог милости, ласк і чоловіколюбности, і тобі славу віддаємо: Отцю, і Сину, і Святому Духові, нині і повсякчас, і на віки віків.</w:t>
+          <w:rFonts w:ascii="Times New Roman" w:cs="Times New Roman" w:eastAsia="Times New Roman" w:hAnsi="Times New Roman"/>
+          <w:i w:val="1"/>
+          <w:color w:val="ff0000"/>
+          <w:sz w:val="24"/>
+          <w:szCs w:val="24"/>
+          <w:rtl w:val="0"/>
+        </w:rPr>
+        <w:t xml:space="preserve">Священик:</w:t>
+      </w:r>
+      <w:r>
+        <w:rPr>
+          <w:rFonts w:ascii="Times New Roman" w:cs="Times New Roman" w:eastAsia="Times New Roman" w:hAnsi="Times New Roman"/>
+          <w:color w:val="ff0000"/>
+          <w:sz w:val="24"/>
+          <w:szCs w:val="24"/>
+          <w:rtl w:val="0"/>
+        </w:rPr>
+        <w:t xml:space="preserve"> </w:t>
+      </w:r>
+      <w:r>
+        <w:rPr>
+          <w:rFonts w:ascii="Times New Roman" w:cs="Times New Roman" w:eastAsia="Times New Roman" w:hAnsi="Times New Roman"/>
+          <w:sz w:val="24"/>
+          <w:szCs w:val="24"/>
+          <w:rtl w:val="0"/>
+        </w:rPr>
+        <w:t xml:space="preserve">Бо ти Бог милости, ласк і чоловіколюбности, і тобі славу віддаємо: Отцю, і Сину, і Святому Духові, нині і повсякчас, і на віки віків.</w:t>
       </w:r>
     </w:p>
     <w:p>
@@ -6771,19 +6896,33 @@
       </w:pPr>
       <w:r>
         <w:rPr>
-          <w:rFonts w:ascii="Times New Roman" w:hAnsi="Times New Roman"/>
-          <w:i/>
-          <w:color w:val="FF4400"/>
-          <w:sz w:val="24"/>
-        </w:rPr>
-        <w:t>Священик:</w:t>
-      </w:r>
-      <w:r>
-        <w:rPr>
-          <w:rFonts w:ascii="Times New Roman" w:hAnsi="Times New Roman"/>
-          <w:sz w:val="24"/>
-        </w:rPr>
-        <w:t xml:space="preserve"> Мир всім.</w:t>
+          <w:rFonts w:ascii="Times New Roman" w:cs="Times New Roman" w:eastAsia="Times New Roman" w:hAnsi="Times New Roman"/>
+          <w:i w:val="1"/>
+          <w:color w:val="ff0000"/>
+          <w:sz w:val="24"/>
+          <w:szCs w:val="24"/>
+          <w:rtl w:val="0"/>
+        </w:rPr>
+        <w:t xml:space="preserve">Священик:</w:t>
+      </w:r>
+      <w:r>
+        <w:rPr>
+          <w:rFonts w:ascii="Times New Roman" w:cs="Times New Roman" w:eastAsia="Times New Roman" w:hAnsi="Times New Roman"/>
+          <w:color w:val="ff0000"/>
+          <w:sz w:val="24"/>
+          <w:szCs w:val="24"/>
+          <w:rtl w:val="0"/>
+        </w:rPr>
+        <w:t xml:space="preserve"> </w:t>
+      </w:r>
+      <w:r>
+        <w:rPr>
+          <w:rFonts w:ascii="Times New Roman" w:cs="Times New Roman" w:eastAsia="Times New Roman" w:hAnsi="Times New Roman"/>
+          <w:sz w:val="24"/>
+          <w:szCs w:val="24"/>
+          <w:rtl w:val="0"/>
+        </w:rPr>
+        <w:t xml:space="preserve">Мир всім.</w:t>
       </w:r>
     </w:p>
     <w:p>
@@ -6931,19 +7070,33 @@
       </w:pPr>
       <w:r>
         <w:rPr>
-          <w:rFonts w:ascii="Times New Roman" w:hAnsi="Times New Roman"/>
-          <w:i/>
-          <w:color w:val="FF4400"/>
-          <w:sz w:val="24"/>
-        </w:rPr>
-        <w:t>Священик:</w:t>
-      </w:r>
-      <w:r>
-        <w:rPr>
-          <w:rFonts w:ascii="Times New Roman" w:hAnsi="Times New Roman"/>
-          <w:sz w:val="24"/>
-        </w:rPr>
-        <w:t xml:space="preserve"> Нехай буде влада царства твого благословенна і дуже прославлена: Отця, і Сина, і Святого Духа, нині і повсякчас, і на віки віків.</w:t>
+          <w:rFonts w:ascii="Times New Roman" w:cs="Times New Roman" w:eastAsia="Times New Roman" w:hAnsi="Times New Roman"/>
+          <w:i w:val="1"/>
+          <w:color w:val="ff0000"/>
+          <w:sz w:val="24"/>
+          <w:szCs w:val="24"/>
+          <w:rtl w:val="0"/>
+        </w:rPr>
+        <w:t xml:space="preserve">Священик:</w:t>
+      </w:r>
+      <w:r>
+        <w:rPr>
+          <w:rFonts w:ascii="Times New Roman" w:cs="Times New Roman" w:eastAsia="Times New Roman" w:hAnsi="Times New Roman"/>
+          <w:color w:val="ff0000"/>
+          <w:sz w:val="24"/>
+          <w:szCs w:val="24"/>
+          <w:rtl w:val="0"/>
+        </w:rPr>
+        <w:t xml:space="preserve"> </w:t>
+      </w:r>
+      <w:r>
+        <w:rPr>
+          <w:rFonts w:ascii="Times New Roman" w:cs="Times New Roman" w:eastAsia="Times New Roman" w:hAnsi="Times New Roman"/>
+          <w:sz w:val="24"/>
+          <w:szCs w:val="24"/>
+          <w:rtl w:val="0"/>
+        </w:rPr>
+        <w:t xml:space="preserve">Нехай буде влада царства твого благословенна і дуже прославлена: Отця, і Сина, і Святого Духа, нині і повсякчас, і на віки віків.</w:t>
       </w:r>
     </w:p>
     <w:p>
@@ -7780,17 +7933,21 @@
       </w:pPr>
       <w:r>
         <w:rPr>
-          <w:rFonts w:ascii="Times New Roman" w:hAnsi="Times New Roman"/>
-          <w:i/>
-          <w:color w:val="FF4400"/>
-          <w:sz w:val="24"/>
-        </w:rPr>
-        <w:t>Священик:</w:t>
-      </w:r>
-      <w:r>
-        <w:rPr>
-          <w:rFonts w:ascii="Times New Roman" w:hAnsi="Times New Roman"/>
-          <w:sz w:val="24"/>
+          <w:rFonts w:ascii="Times New Roman" w:cs="Times New Roman" w:eastAsia="Times New Roman" w:hAnsi="Times New Roman"/>
+          <w:i w:val="1"/>
+          <w:color w:val="ff0000"/>
+          <w:sz w:val="24"/>
+          <w:szCs w:val="24"/>
+          <w:rtl w:val="0"/>
+        </w:rPr>
+        <w:t xml:space="preserve">Священик:</w:t>
+      </w:r>
+      <w:r>
+        <w:rPr>
+          <w:rFonts w:ascii="Times New Roman" w:cs="Times New Roman" w:eastAsia="Times New Roman" w:hAnsi="Times New Roman"/>
+          <w:sz w:val="24"/>
+          <w:szCs w:val="24"/>
+          <w:rtl w:val="0"/>
         </w:rPr>
         <w:t xml:space="preserve"> Бо твоє є царство, і сила, і слава, Отця, і Сина, і Святого Духа, нині і повсякчас, і на віки віків.</w:t>
       </w:r>
@@ -8101,19 +8258,33 @@
       </w:pPr>
       <w:r>
         <w:rPr>
-          <w:rFonts w:ascii="Times New Roman" w:hAnsi="Times New Roman"/>
-          <w:i/>
-          <w:color w:val="FF4400"/>
-          <w:sz w:val="24"/>
-        </w:rPr>
-        <w:t>Священик:</w:t>
-      </w:r>
-      <w:r>
-        <w:rPr>
-          <w:rFonts w:ascii="Times New Roman" w:hAnsi="Times New Roman"/>
-          <w:sz w:val="24"/>
-        </w:rPr>
-        <w:t xml:space="preserve"> Благословенний Христос, Бог наш, завжди, нині і повсякчас, і на віки віків.</w:t>
+          <w:rFonts w:ascii="Times New Roman" w:cs="Times New Roman" w:eastAsia="Times New Roman" w:hAnsi="Times New Roman"/>
+          <w:i w:val="1"/>
+          <w:color w:val="ff0000"/>
+          <w:sz w:val="24"/>
+          <w:szCs w:val="24"/>
+          <w:rtl w:val="0"/>
+        </w:rPr>
+        <w:t xml:space="preserve">Священик:</w:t>
+      </w:r>
+      <w:r>
+        <w:rPr>
+          <w:rFonts w:ascii="Times New Roman" w:cs="Times New Roman" w:eastAsia="Times New Roman" w:hAnsi="Times New Roman"/>
+          <w:color w:val="ff0000"/>
+          <w:sz w:val="24"/>
+          <w:szCs w:val="24"/>
+          <w:rtl w:val="0"/>
+        </w:rPr>
+        <w:t xml:space="preserve"> </w:t>
+      </w:r>
+      <w:r>
+        <w:rPr>
+          <w:rFonts w:ascii="Times New Roman" w:cs="Times New Roman" w:eastAsia="Times New Roman" w:hAnsi="Times New Roman"/>
+          <w:sz w:val="24"/>
+          <w:szCs w:val="24"/>
+          <w:rtl w:val="0"/>
+        </w:rPr>
+        <w:t xml:space="preserve">Благословенний Христос, Бог наш, завжди, нині і повсякчас, і на віки віків.</w:t>
       </w:r>
     </w:p>
     <w:p>
@@ -8169,19 +8340,33 @@
       </w:pPr>
       <w:r>
         <w:rPr>
-          <w:rFonts w:ascii="Times New Roman" w:hAnsi="Times New Roman"/>
-          <w:i/>
-          <w:color w:val="FF4400"/>
-          <w:sz w:val="24"/>
-        </w:rPr>
-        <w:t>Священик:</w:t>
-      </w:r>
-      <w:r>
-        <w:rPr>
-          <w:rFonts w:ascii="Times New Roman" w:hAnsi="Times New Roman"/>
-          <w:sz w:val="24"/>
-        </w:rPr>
-        <w:t xml:space="preserve"> Пресвята Богородице, спаси нас.</w:t>
+          <w:rFonts w:ascii="Times New Roman" w:cs="Times New Roman" w:eastAsia="Times New Roman" w:hAnsi="Times New Roman"/>
+          <w:i w:val="1"/>
+          <w:color w:val="ff0000"/>
+          <w:sz w:val="24"/>
+          <w:szCs w:val="24"/>
+          <w:rtl w:val="0"/>
+        </w:rPr>
+        <w:t xml:space="preserve">Священик:</w:t>
+      </w:r>
+      <w:r>
+        <w:rPr>
+          <w:rFonts w:ascii="Times New Roman" w:cs="Times New Roman" w:eastAsia="Times New Roman" w:hAnsi="Times New Roman"/>
+          <w:color w:val="ff0000"/>
+          <w:sz w:val="24"/>
+          <w:szCs w:val="24"/>
+          <w:rtl w:val="0"/>
+        </w:rPr>
+        <w:t xml:space="preserve"> </w:t>
+      </w:r>
+      <w:r>
+        <w:rPr>
+          <w:rFonts w:ascii="Times New Roman" w:cs="Times New Roman" w:eastAsia="Times New Roman" w:hAnsi="Times New Roman"/>
+          <w:sz w:val="24"/>
+          <w:szCs w:val="24"/>
+          <w:rtl w:val="0"/>
+        </w:rPr>
+        <w:t xml:space="preserve">Пресвята Богородице, спаси нас.</w:t>
       </w:r>
     </w:p>
     <w:p>
@@ -8229,19 +8414,33 @@
       </w:pPr>
       <w:r>
         <w:rPr>
-          <w:rFonts w:ascii="Times New Roman" w:hAnsi="Times New Roman"/>
-          <w:i/>
-          <w:color w:val="FF4400"/>
-          <w:sz w:val="24"/>
-        </w:rPr>
-        <w:t>Священик:</w:t>
-      </w:r>
-      <w:r>
-        <w:rPr>
-          <w:rFonts w:ascii="Times New Roman" w:hAnsi="Times New Roman"/>
-          <w:sz w:val="24"/>
-        </w:rPr>
-        <w:t xml:space="preserve"> Слава тобі, Христе Боже, надіє наша, слава тобі!</w:t>
+          <w:rFonts w:ascii="Times New Roman" w:cs="Times New Roman" w:eastAsia="Times New Roman" w:hAnsi="Times New Roman"/>
+          <w:i w:val="1"/>
+          <w:color w:val="ff0000"/>
+          <w:sz w:val="24"/>
+          <w:szCs w:val="24"/>
+          <w:rtl w:val="0"/>
+        </w:rPr>
+        <w:t xml:space="preserve">Священик:</w:t>
+      </w:r>
+      <w:r>
+        <w:rPr>
+          <w:rFonts w:ascii="Times New Roman" w:cs="Times New Roman" w:eastAsia="Times New Roman" w:hAnsi="Times New Roman"/>
+          <w:color w:val="ff0000"/>
+          <w:sz w:val="24"/>
+          <w:szCs w:val="24"/>
+          <w:rtl w:val="0"/>
+        </w:rPr>
+        <w:t xml:space="preserve"> </w:t>
+      </w:r>
+      <w:r>
+        <w:rPr>
+          <w:rFonts w:ascii="Times New Roman" w:cs="Times New Roman" w:eastAsia="Times New Roman" w:hAnsi="Times New Roman"/>
+          <w:sz w:val="24"/>
+          <w:szCs w:val="24"/>
+          <w:rtl w:val="0"/>
+        </w:rPr>
+        <w:t xml:space="preserve">Слава тобі, Христе Боже, надіє наша, слава тобі!</w:t>
       </w:r>
     </w:p>
     <w:p>
@@ -8299,37 +8498,36 @@
       </w:r>
     </w:p>
     <w:p>
-      <w:r>
-        <w:rPr>
-          <w:rFonts w:ascii="Times New Roman" w:hAnsi="Times New Roman"/>
-          <w:i/>
-          <w:color w:val="FF4400"/>
-          <w:sz w:val="24"/>
-        </w:rPr>
-        <w:t>Священик:</w:t>
-      </w:r>
-      <w:r>
-        <w:rPr>
-          <w:rFonts w:ascii="Times New Roman" w:hAnsi="Times New Roman"/>
-          <w:sz w:val="24"/>
-        </w:rPr>
-        <w:t xml:space="preserve"> Христос, що воскрес із мертвих, істинний Бог наш - молитвами пречистої Своєї Матері, святих славних і всехвальних апостолів, святого, </w:t>
-      </w:r>
-      <w:r>
-        <w:rPr>
-          <w:rFonts w:ascii="Times New Roman" w:hAnsi="Times New Roman"/>
-          <w:i/>
-          <w:color w:val="FF4400"/>
-          <w:sz w:val="24"/>
-        </w:rPr>
-        <w:t>якого є храм</w:t>
-      </w:r>
-      <w:r>
-        <w:rPr>
-          <w:rFonts w:ascii="Times New Roman" w:hAnsi="Times New Roman"/>
-          <w:sz w:val="24"/>
-        </w:rPr>
-        <w:t>, святого отця нашого Никифора, ісповідника і всіх святих - помилує і спасе нас як благий і людинолюбний.</w:t>
+      <w:pPr>
+        <w:spacing w:after="120" w:lineRule="auto"/>
+        <w:jc w:val="both"/>
+        <w:rPr>
+          <w:rFonts w:ascii="Times New Roman" w:cs="Times New Roman" w:eastAsia="Times New Roman" w:hAnsi="Times New Roman"/>
+          <w:color w:val="000000"/>
+          <w:sz w:val="24"/>
+          <w:szCs w:val="24"/>
+        </w:rPr>
+      </w:pPr>
+      <w:r>
+        <w:rPr>
+          <w:rFonts w:ascii="Times New Roman" w:cs="Times New Roman" w:eastAsia="Times New Roman" w:hAnsi="Times New Roman"/>
+          <w:i w:val="1"/>
+          <w:color w:val="ff0000"/>
+          <w:sz w:val="24"/>
+          <w:szCs w:val="24"/>
+          <w:rtl w:val="0"/>
+        </w:rPr>
+        <w:t xml:space="preserve">Священик:</w:t>
+      </w:r>
+      <w:r>
+        <w:rPr>
+          <w:rFonts w:ascii="Times New Roman" w:cs="Times New Roman" w:eastAsia="Times New Roman" w:hAnsi="Times New Roman"/>
+          <w:color w:val="000000"/>
+          <w:sz w:val="24"/>
+          <w:szCs w:val="24"/>
+          <w:rtl w:val="0"/>
+        </w:rPr>
+        <w:t xml:space="preserve"> Христос, що воскрес із мертвих, смертю смерть подолав і тим, що в гробах, життя дарував, істинний Бог наш, молитвами пречистої своєї Матері, святих славних і всехвальних апостолів, і всіх святих, помилує і спасе нас, як благий і чоловіколюбець.</w:t>
       </w:r>
     </w:p>
     <w:p>
@@ -8586,19 +8784,33 @@
       </w:pPr>
       <w:r>
         <w:rPr>
-          <w:rFonts w:ascii="Times New Roman" w:hAnsi="Times New Roman"/>
-          <w:i/>
-          <w:color w:val="FF4400"/>
-          <w:sz w:val="24"/>
-        </w:rPr>
-        <w:t>Священик:</w:t>
-      </w:r>
-      <w:r>
-        <w:rPr>
-          <w:rFonts w:ascii="Times New Roman" w:hAnsi="Times New Roman"/>
-          <w:sz w:val="24"/>
-        </w:rPr>
-        <w:t xml:space="preserve"> Слава святій, одноістотній, животворящій і нероздільній Тройці, завжди, нині і повсякчас, і на віки віків.</w:t>
+          <w:rFonts w:ascii="Times New Roman" w:cs="Times New Roman" w:eastAsia="Times New Roman" w:hAnsi="Times New Roman"/>
+          <w:i w:val="1"/>
+          <w:color w:val="ff0000"/>
+          <w:sz w:val="24"/>
+          <w:szCs w:val="24"/>
+          <w:rtl w:val="0"/>
+        </w:rPr>
+        <w:t xml:space="preserve">Священик</w:t>
+      </w:r>
+      <w:r>
+        <w:rPr>
+          <w:rFonts w:ascii="Times New Roman" w:cs="Times New Roman" w:eastAsia="Times New Roman" w:hAnsi="Times New Roman"/>
+          <w:color w:val="ff0000"/>
+          <w:sz w:val="24"/>
+          <w:szCs w:val="24"/>
+          <w:rtl w:val="0"/>
+        </w:rPr>
+        <w:t xml:space="preserve">: </w:t>
+      </w:r>
+      <w:r>
+        <w:rPr>
+          <w:rFonts w:ascii="Times New Roman" w:cs="Times New Roman" w:eastAsia="Times New Roman" w:hAnsi="Times New Roman"/>
+          <w:sz w:val="24"/>
+          <w:szCs w:val="24"/>
+          <w:rtl w:val="0"/>
+        </w:rPr>
+        <w:t xml:space="preserve">Слава святій, одноістотній, животворящій і нероздільній Тройці, завжди, нині і повсякчас, і на віки віків.</w:t>
       </w:r>
     </w:p>
     <w:p>
@@ -12343,17 +12555,21 @@
       </w:pPr>
       <w:r>
         <w:rPr>
-          <w:rFonts w:ascii="Times New Roman" w:hAnsi="Times New Roman"/>
-          <w:i/>
-          <w:color w:val="FF4400"/>
-          <w:sz w:val="24"/>
-        </w:rPr>
-        <w:t>Священик:</w:t>
-      </w:r>
-      <w:r>
-        <w:rPr>
-          <w:rFonts w:ascii="Times New Roman" w:hAnsi="Times New Roman"/>
-          <w:sz w:val="24"/>
+          <w:rFonts w:ascii="Times New Roman" w:cs="Times New Roman" w:eastAsia="Times New Roman" w:hAnsi="Times New Roman"/>
+          <w:i w:val="1"/>
+          <w:color w:val="ff0000"/>
+          <w:sz w:val="24"/>
+          <w:szCs w:val="24"/>
+          <w:rtl w:val="0"/>
+        </w:rPr>
+        <w:t xml:space="preserve">Священик:</w:t>
+      </w:r>
+      <w:r>
+        <w:rPr>
+          <w:rFonts w:ascii="Times New Roman" w:cs="Times New Roman" w:eastAsia="Times New Roman" w:hAnsi="Times New Roman"/>
+          <w:sz w:val="24"/>
+          <w:szCs w:val="24"/>
+          <w:rtl w:val="0"/>
         </w:rPr>
         <w:t xml:space="preserve"> Бо тобі належить усяка слава, честь і поклоніння, Отцю, і Сину, і Святому Духові, нині і повсякчас, і на віки віків.</w:t>
       </w:r>
@@ -13055,19 +13271,33 @@
       </w:pPr>
       <w:r>
         <w:rPr>
-          <w:rFonts w:ascii="Times New Roman" w:hAnsi="Times New Roman"/>
-          <w:i/>
-          <w:color w:val="FF4400"/>
-          <w:sz w:val="24"/>
-        </w:rPr>
-        <w:t>Священик:</w:t>
-      </w:r>
-      <w:r>
-        <w:rPr>
-          <w:rFonts w:ascii="Times New Roman" w:hAnsi="Times New Roman"/>
-          <w:sz w:val="24"/>
-        </w:rPr>
-        <w:t xml:space="preserve"> Бо Твоя влада і Твоє єсть царство і сила, і слава Отця, і Сина, і Святого Духа, нині і повсякчас, і на віки віків.</w:t>
+          <w:rFonts w:ascii="Times New Roman" w:cs="Times New Roman" w:eastAsia="Times New Roman" w:hAnsi="Times New Roman"/>
+          <w:i w:val="1"/>
+          <w:color w:val="ff0000"/>
+          <w:sz w:val="24"/>
+          <w:szCs w:val="24"/>
+          <w:rtl w:val="0"/>
+        </w:rPr>
+        <w:t xml:space="preserve">Священик: </w:t>
+      </w:r>
+      <w:r>
+        <w:rPr>
+          <w:rFonts w:ascii="Times New Roman" w:cs="Times New Roman" w:eastAsia="Times New Roman" w:hAnsi="Times New Roman"/>
+          <w:color w:val="000000"/>
+          <w:sz w:val="24"/>
+          <w:szCs w:val="24"/>
+          <w:rtl w:val="0"/>
+        </w:rPr>
+        <w:t xml:space="preserve">Бо Твоя влада і Твоє єсть царство і сила, і слава Отця, і Сина, і Святого Духа</w:t>
+      </w:r>
+      <w:r>
+        <w:rPr>
+          <w:rFonts w:ascii="Times New Roman" w:cs="Times New Roman" w:eastAsia="Times New Roman" w:hAnsi="Times New Roman"/>
+          <w:sz w:val="24"/>
+          <w:szCs w:val="24"/>
+          <w:rtl w:val="0"/>
+        </w:rPr>
+        <w:t xml:space="preserve">, нині і повсякчас, і на віки віків.</w:t>
       </w:r>
     </w:p>
     <w:p>
@@ -13475,19 +13705,33 @@
       </w:pPr>
       <w:r>
         <w:rPr>
-          <w:rFonts w:ascii="Times New Roman" w:hAnsi="Times New Roman"/>
-          <w:i/>
-          <w:color w:val="FF4400"/>
-          <w:sz w:val="24"/>
-        </w:rPr>
-        <w:t>Священик:</w:t>
-      </w:r>
-      <w:r>
-        <w:rPr>
-          <w:rFonts w:ascii="Times New Roman" w:hAnsi="Times New Roman"/>
-          <w:sz w:val="24"/>
-        </w:rPr>
-        <w:t xml:space="preserve"> Бо Ти благий і Чоловіколюбець Бог єси і Тобі славу возсилаємо Отцю, і Сину, і Святому Духові, нині і повсякчас, і на віки віків.</w:t>
+          <w:rFonts w:ascii="Times New Roman" w:cs="Times New Roman" w:eastAsia="Times New Roman" w:hAnsi="Times New Roman"/>
+          <w:i w:val="1"/>
+          <w:color w:val="ff0000"/>
+          <w:sz w:val="24"/>
+          <w:szCs w:val="24"/>
+          <w:rtl w:val="0"/>
+        </w:rPr>
+        <w:t xml:space="preserve">Священик: </w:t>
+      </w:r>
+      <w:r>
+        <w:rPr>
+          <w:rFonts w:ascii="Times New Roman" w:cs="Times New Roman" w:eastAsia="Times New Roman" w:hAnsi="Times New Roman"/>
+          <w:color w:val="000000"/>
+          <w:sz w:val="24"/>
+          <w:szCs w:val="24"/>
+          <w:rtl w:val="0"/>
+        </w:rPr>
+        <w:t xml:space="preserve">Бо Ти благий і Чоловіколюбець Бог єси і Тобі славу возсилаємо Отцю, і Сину, і Святому Духові</w:t>
+      </w:r>
+      <w:r>
+        <w:rPr>
+          <w:rFonts w:ascii="Times New Roman" w:cs="Times New Roman" w:eastAsia="Times New Roman" w:hAnsi="Times New Roman"/>
+          <w:sz w:val="24"/>
+          <w:szCs w:val="24"/>
+          <w:rtl w:val="0"/>
+        </w:rPr>
+        <w:t xml:space="preserve">, нині і повсякчас, і на віки віків.</w:t>
       </w:r>
     </w:p>
     <w:p>
@@ -14386,19 +14630,33 @@
       </w:pPr>
       <w:r>
         <w:rPr>
-          <w:rFonts w:ascii="Times New Roman" w:hAnsi="Times New Roman"/>
-          <w:i/>
-          <w:color w:val="FF4400"/>
-          <w:sz w:val="24"/>
-        </w:rPr>
-        <w:t>Священик:</w:t>
-      </w:r>
-      <w:r>
-        <w:rPr>
-          <w:rFonts w:ascii="Times New Roman" w:hAnsi="Times New Roman"/>
-          <w:sz w:val="24"/>
-        </w:rPr>
-        <w:t xml:space="preserve"> Бо благословилося і прославилося ім’я Твоє Отця, і Сина, і Святого Духа, нині і повсякчас, і на віки віків.</w:t>
+          <w:rFonts w:ascii="Times New Roman" w:cs="Times New Roman" w:eastAsia="Times New Roman" w:hAnsi="Times New Roman"/>
+          <w:i w:val="1"/>
+          <w:color w:val="ff0000"/>
+          <w:sz w:val="24"/>
+          <w:szCs w:val="24"/>
+          <w:rtl w:val="0"/>
+        </w:rPr>
+        <w:t xml:space="preserve">Священик: </w:t>
+      </w:r>
+      <w:r>
+        <w:rPr>
+          <w:rFonts w:ascii="Times New Roman" w:cs="Times New Roman" w:eastAsia="Times New Roman" w:hAnsi="Times New Roman"/>
+          <w:color w:val="000000"/>
+          <w:sz w:val="24"/>
+          <w:szCs w:val="24"/>
+          <w:rtl w:val="0"/>
+        </w:rPr>
+        <w:t xml:space="preserve">Бо благословилося і прославилося ім’я Твоє Отця, і Сина, і Святого Духа</w:t>
+      </w:r>
+      <w:r>
+        <w:rPr>
+          <w:rFonts w:ascii="Times New Roman" w:cs="Times New Roman" w:eastAsia="Times New Roman" w:hAnsi="Times New Roman"/>
+          <w:sz w:val="24"/>
+          <w:szCs w:val="24"/>
+          <w:rtl w:val="0"/>
+        </w:rPr>
+        <w:t xml:space="preserve">, нині і повсякчас, і на віки віків.</w:t>
       </w:r>
     </w:p>
     <w:p>
@@ -15188,17 +15446,21 @@
       </w:pPr>
       <w:r>
         <w:rPr>
-          <w:rFonts w:ascii="Times New Roman" w:hAnsi="Times New Roman"/>
-          <w:i/>
-          <w:color w:val="FF4400"/>
-          <w:sz w:val="24"/>
-        </w:rPr>
-        <w:t>Священик:</w:t>
-      </w:r>
-      <w:r>
-        <w:rPr>
-          <w:rFonts w:ascii="Times New Roman" w:hAnsi="Times New Roman"/>
-          <w:sz w:val="24"/>
+          <w:rFonts w:ascii="Times New Roman" w:cs="Times New Roman" w:eastAsia="Times New Roman" w:hAnsi="Times New Roman"/>
+          <w:i w:val="1"/>
+          <w:color w:val="ff0000"/>
+          <w:sz w:val="24"/>
+          <w:szCs w:val="24"/>
+          <w:rtl w:val="0"/>
+        </w:rPr>
+        <w:t xml:space="preserve">Священик:</w:t>
+      </w:r>
+      <w:r>
+        <w:rPr>
+          <w:rFonts w:ascii="Times New Roman" w:cs="Times New Roman" w:eastAsia="Times New Roman" w:hAnsi="Times New Roman"/>
+          <w:sz w:val="24"/>
+          <w:szCs w:val="24"/>
+          <w:rtl w:val="0"/>
         </w:rPr>
         <w:t xml:space="preserve"> Мир всім.</w:t>
       </w:r>
@@ -15454,17 +15716,21 @@
       </w:pPr>
       <w:r>
         <w:rPr>
-          <w:rFonts w:ascii="Times New Roman" w:hAnsi="Times New Roman"/>
-          <w:i/>
-          <w:color w:val="FF4400"/>
-          <w:sz w:val="24"/>
-        </w:rPr>
-        <w:t>Священик:</w:t>
-      </w:r>
-      <w:r>
-        <w:rPr>
-          <w:rFonts w:ascii="Times New Roman" w:hAnsi="Times New Roman"/>
-          <w:sz w:val="24"/>
+          <w:rFonts w:ascii="Times New Roman" w:cs="Times New Roman" w:eastAsia="Times New Roman" w:hAnsi="Times New Roman"/>
+          <w:i w:val="1"/>
+          <w:color w:val="ff0000"/>
+          <w:sz w:val="24"/>
+          <w:szCs w:val="24"/>
+          <w:rtl w:val="0"/>
+        </w:rPr>
+        <w:t xml:space="preserve">Священик:</w:t>
+      </w:r>
+      <w:r>
+        <w:rPr>
+          <w:rFonts w:ascii="Times New Roman" w:cs="Times New Roman" w:eastAsia="Times New Roman" w:hAnsi="Times New Roman"/>
+          <w:sz w:val="24"/>
+          <w:szCs w:val="24"/>
+          <w:rtl w:val="0"/>
         </w:rPr>
         <w:t xml:space="preserve"> Бо ти святий єси, Боже наш, і в святині перебуваєш, і ми тобі славу віддаємо: Отцю, і Сину, і Святому Духові, нині і повсякчас, і на віки віків.</w:t>
       </w:r>
@@ -15782,19 +16048,33 @@
       </w:pPr>
       <w:r>
         <w:rPr>
-          <w:rFonts w:ascii="Times New Roman" w:hAnsi="Times New Roman"/>
-          <w:i/>
-          <w:color w:val="FF4400"/>
-          <w:sz w:val="24"/>
-        </w:rPr>
-        <w:t>Священик:</w:t>
-      </w:r>
-      <w:r>
-        <w:rPr>
-          <w:rFonts w:ascii="Times New Roman" w:hAnsi="Times New Roman"/>
-          <w:sz w:val="24"/>
-        </w:rPr>
-        <w:t xml:space="preserve"> Мир всім!</w:t>
+          <w:rFonts w:ascii="Times New Roman" w:cs="Times New Roman" w:eastAsia="Times New Roman" w:hAnsi="Times New Roman"/>
+          <w:i w:val="1"/>
+          <w:color w:val="ff0000"/>
+          <w:sz w:val="24"/>
+          <w:szCs w:val="24"/>
+          <w:rtl w:val="0"/>
+        </w:rPr>
+        <w:t xml:space="preserve">Священик:</w:t>
+      </w:r>
+      <w:r>
+        <w:rPr>
+          <w:rFonts w:ascii="Times New Roman" w:cs="Times New Roman" w:eastAsia="Times New Roman" w:hAnsi="Times New Roman"/>
+          <w:color w:val="ff0000"/>
+          <w:sz w:val="24"/>
+          <w:szCs w:val="24"/>
+          <w:rtl w:val="0"/>
+        </w:rPr>
+        <w:t xml:space="preserve"> </w:t>
+      </w:r>
+      <w:r>
+        <w:rPr>
+          <w:rFonts w:ascii="Times New Roman" w:cs="Times New Roman" w:eastAsia="Times New Roman" w:hAnsi="Times New Roman"/>
+          <w:sz w:val="24"/>
+          <w:szCs w:val="24"/>
+          <w:rtl w:val="0"/>
+        </w:rPr>
+        <w:t xml:space="preserve">Мир всім!</w:t>
       </w:r>
     </w:p>
     <w:p>
@@ -15840,19 +16120,53 @@
       </w:pPr>
       <w:r>
         <w:rPr>
-          <w:rFonts w:ascii="Times New Roman" w:hAnsi="Times New Roman"/>
-          <w:i/>
-          <w:color w:val="FF4400"/>
-          <w:sz w:val="24"/>
-        </w:rPr>
-        <w:t>Священик:</w:t>
-      </w:r>
-      <w:r>
-        <w:rPr>
-          <w:rFonts w:ascii="Times New Roman" w:hAnsi="Times New Roman"/>
-          <w:sz w:val="24"/>
-        </w:rPr>
-        <w:t xml:space="preserve"> Від Йоана святого Євангелія читання.</w:t>
+          <w:rFonts w:ascii="Times New Roman" w:cs="Times New Roman" w:eastAsia="Times New Roman" w:hAnsi="Times New Roman"/>
+          <w:i w:val="1"/>
+          <w:color w:val="ff0000"/>
+          <w:sz w:val="24"/>
+          <w:szCs w:val="24"/>
+          <w:rtl w:val="0"/>
+        </w:rPr>
+        <w:t xml:space="preserve">Священик:</w:t>
+      </w:r>
+      <w:r>
+        <w:rPr>
+          <w:rFonts w:ascii="Times New Roman" w:cs="Times New Roman" w:eastAsia="Times New Roman" w:hAnsi="Times New Roman"/>
+          <w:color w:val="ff0000"/>
+          <w:sz w:val="24"/>
+          <w:szCs w:val="24"/>
+          <w:rtl w:val="0"/>
+        </w:rPr>
+        <w:t xml:space="preserve"> </w:t>
+      </w:r>
+      <w:r>
+        <w:rPr>
+          <w:rFonts w:ascii="Times New Roman" w:cs="Times New Roman" w:eastAsia="Times New Roman" w:hAnsi="Times New Roman"/>
+          <w:sz w:val="24"/>
+          <w:szCs w:val="24"/>
+          <w:rtl w:val="0"/>
+        </w:rPr>
+        <w:t xml:space="preserve">Від </w:t>
+      </w:r>
+      <w:r>
+        <w:rPr>
+          <w:rFonts w:ascii="Times New Roman" w:cs="Times New Roman" w:eastAsia="Times New Roman" w:hAnsi="Times New Roman"/>
+          <w:i w:val="1"/>
+          <w:color w:val="ff0000"/>
+          <w:sz w:val="24"/>
+          <w:szCs w:val="24"/>
+          <w:rtl w:val="0"/>
+        </w:rPr>
+        <w:t xml:space="preserve">Йоана</w:t>
+      </w:r>
+      <w:r>
+        <w:rPr>
+          <w:rFonts w:ascii="Times New Roman" w:cs="Times New Roman" w:eastAsia="Times New Roman" w:hAnsi="Times New Roman"/>
+          <w:sz w:val="24"/>
+          <w:szCs w:val="24"/>
+          <w:rtl w:val="0"/>
+        </w:rPr>
+        <w:t xml:space="preserve"> святого Євангелія читання.</w:t>
       </w:r>
     </w:p>
     <w:p>
@@ -16930,19 +17244,33 @@
       </w:pPr>
       <w:r>
         <w:rPr>
-          <w:rFonts w:ascii="Times New Roman" w:hAnsi="Times New Roman"/>
-          <w:i/>
-          <w:color w:val="FF4400"/>
-          <w:sz w:val="24"/>
-        </w:rPr>
-        <w:t>Священик:</w:t>
-      </w:r>
-      <w:r>
-        <w:rPr>
-          <w:rFonts w:ascii="Times New Roman" w:hAnsi="Times New Roman"/>
-          <w:sz w:val="24"/>
-        </w:rPr>
-        <w:t xml:space="preserve"> Благодаттю і щедротами і чоловіколюб'ям єдинородного Сина твого, з яким ти благословенний єси, з пресвятим і благим і животворящим твоїм Духом, нині і повсякчас, і на віки віків.</w:t>
+          <w:rFonts w:ascii="Times New Roman" w:cs="Times New Roman" w:eastAsia="Times New Roman" w:hAnsi="Times New Roman"/>
+          <w:i w:val="1"/>
+          <w:color w:val="ff0000"/>
+          <w:sz w:val="24"/>
+          <w:szCs w:val="24"/>
+          <w:rtl w:val="0"/>
+        </w:rPr>
+        <w:t xml:space="preserve">Священик:</w:t>
+      </w:r>
+      <w:r>
+        <w:rPr>
+          <w:rFonts w:ascii="Times New Roman" w:cs="Times New Roman" w:eastAsia="Times New Roman" w:hAnsi="Times New Roman"/>
+          <w:color w:val="ff0000"/>
+          <w:sz w:val="24"/>
+          <w:szCs w:val="24"/>
+          <w:rtl w:val="0"/>
+        </w:rPr>
+        <w:t xml:space="preserve"> </w:t>
+      </w:r>
+      <w:r>
+        <w:rPr>
+          <w:rFonts w:ascii="Times New Roman" w:cs="Times New Roman" w:eastAsia="Times New Roman" w:hAnsi="Times New Roman"/>
+          <w:sz w:val="24"/>
+          <w:szCs w:val="24"/>
+          <w:rtl w:val="0"/>
+        </w:rPr>
+        <w:t xml:space="preserve">Благодаттю і щедротами і чоловіколюб'ям єдинородного Сина твого, з яким ти благословенний єси, з пресвятим і благим і животворящим твоїм Духом, нині і повсякчас, і на віки віків.</w:t>
       </w:r>
     </w:p>
     <w:p>
@@ -17832,19 +18160,33 @@
       </w:pPr>
       <w:r>
         <w:rPr>
-          <w:rFonts w:ascii="Times New Roman" w:hAnsi="Times New Roman"/>
-          <w:i/>
-          <w:color w:val="FF4400"/>
-          <w:sz w:val="24"/>
-        </w:rPr>
-        <w:t>Священик:</w:t>
-      </w:r>
-      <w:r>
-        <w:rPr>
-          <w:rFonts w:ascii="Times New Roman" w:hAnsi="Times New Roman"/>
-          <w:sz w:val="24"/>
-        </w:rPr>
-        <w:t xml:space="preserve"> Бо Ти Бог наш і Тобі славу возсилаємо: Отцю, і Сину, і Святому Духові, нині і повсякчас, і на віки віків.</w:t>
+          <w:rFonts w:ascii="Times New Roman" w:cs="Times New Roman" w:eastAsia="Times New Roman" w:hAnsi="Times New Roman"/>
+          <w:i w:val="1"/>
+          <w:color w:val="ff0000"/>
+          <w:sz w:val="24"/>
+          <w:szCs w:val="24"/>
+          <w:rtl w:val="0"/>
+        </w:rPr>
+        <w:t xml:space="preserve">Священик: </w:t>
+      </w:r>
+      <w:r>
+        <w:rPr>
+          <w:rFonts w:ascii="Times New Roman" w:cs="Times New Roman" w:eastAsia="Times New Roman" w:hAnsi="Times New Roman"/>
+          <w:color w:val="000000"/>
+          <w:sz w:val="24"/>
+          <w:szCs w:val="24"/>
+          <w:rtl w:val="0"/>
+        </w:rPr>
+        <w:t xml:space="preserve">Бо Ти Бог наш і Тобі славу возсилаємо: Отцю, і Сину, і Святому Духові</w:t>
+      </w:r>
+      <w:r>
+        <w:rPr>
+          <w:rFonts w:ascii="Times New Roman" w:cs="Times New Roman" w:eastAsia="Times New Roman" w:hAnsi="Times New Roman"/>
+          <w:sz w:val="24"/>
+          <w:szCs w:val="24"/>
+          <w:rtl w:val="0"/>
+        </w:rPr>
+        <w:t xml:space="preserve">, нині і повсякчас, і на віки віків.</w:t>
       </w:r>
     </w:p>
     <w:p>
@@ -18941,19 +19283,33 @@
       </w:pPr>
       <w:r>
         <w:rPr>
-          <w:rFonts w:ascii="Times New Roman" w:hAnsi="Times New Roman"/>
-          <w:i/>
-          <w:color w:val="FF4400"/>
-          <w:sz w:val="24"/>
-        </w:rPr>
-        <w:t>Священик:</w:t>
-      </w:r>
-      <w:r>
-        <w:rPr>
-          <w:rFonts w:ascii="Times New Roman" w:hAnsi="Times New Roman"/>
-          <w:sz w:val="24"/>
-        </w:rPr>
-        <w:t xml:space="preserve"> Бо Ти цар миру і Спас душ наших і Тобі славу возсилаємо: Отцю, і Сину, і Святому Духові, нині і повсякчас, і на віки віків.</w:t>
+          <w:rFonts w:ascii="Times New Roman" w:cs="Times New Roman" w:eastAsia="Times New Roman" w:hAnsi="Times New Roman"/>
+          <w:i w:val="1"/>
+          <w:color w:val="ff0000"/>
+          <w:sz w:val="24"/>
+          <w:szCs w:val="24"/>
+          <w:rtl w:val="0"/>
+        </w:rPr>
+        <w:t xml:space="preserve">Священик: </w:t>
+      </w:r>
+      <w:r>
+        <w:rPr>
+          <w:rFonts w:ascii="Times New Roman" w:cs="Times New Roman" w:eastAsia="Times New Roman" w:hAnsi="Times New Roman"/>
+          <w:color w:val="000000"/>
+          <w:sz w:val="24"/>
+          <w:szCs w:val="24"/>
+          <w:rtl w:val="0"/>
+        </w:rPr>
+        <w:t xml:space="preserve">Бо Ти цар миру і Спас душ наших і Тобі славу возсилаємо: Отцю, і Сину, і Святому Духові</w:t>
+      </w:r>
+      <w:r>
+        <w:rPr>
+          <w:rFonts w:ascii="Times New Roman" w:cs="Times New Roman" w:eastAsia="Times New Roman" w:hAnsi="Times New Roman"/>
+          <w:sz w:val="24"/>
+          <w:szCs w:val="24"/>
+          <w:rtl w:val="0"/>
+        </w:rPr>
+        <w:t xml:space="preserve">, нині і повсякчас, і на віки віків.</w:t>
       </w:r>
     </w:p>
     <w:p>
@@ -20371,19 +20727,33 @@
       </w:pPr>
       <w:r>
         <w:rPr>
-          <w:rFonts w:ascii="Times New Roman" w:hAnsi="Times New Roman"/>
-          <w:i/>
-          <w:color w:val="FF4400"/>
-          <w:sz w:val="24"/>
-        </w:rPr>
-        <w:t>Священик:</w:t>
-      </w:r>
-      <w:r>
-        <w:rPr>
-          <w:rFonts w:ascii="Times New Roman" w:hAnsi="Times New Roman"/>
-          <w:sz w:val="24"/>
-        </w:rPr>
-        <w:t xml:space="preserve"> Бо Тебе хвалять усі сили небесні і Тобі славу возсилаємо: Отцю, і Сину, і Святому Духові, нині і повсякчас, і на віки віків.</w:t>
+          <w:rFonts w:ascii="Times New Roman" w:cs="Times New Roman" w:eastAsia="Times New Roman" w:hAnsi="Times New Roman"/>
+          <w:i w:val="1"/>
+          <w:color w:val="ff0000"/>
+          <w:sz w:val="24"/>
+          <w:szCs w:val="24"/>
+          <w:rtl w:val="0"/>
+        </w:rPr>
+        <w:t xml:space="preserve">Священик: </w:t>
+      </w:r>
+      <w:r>
+        <w:rPr>
+          <w:rFonts w:ascii="Times New Roman" w:cs="Times New Roman" w:eastAsia="Times New Roman" w:hAnsi="Times New Roman"/>
+          <w:color w:val="000000"/>
+          <w:sz w:val="24"/>
+          <w:szCs w:val="24"/>
+          <w:rtl w:val="0"/>
+        </w:rPr>
+        <w:t xml:space="preserve">Бо Тебе хвалять усі сили небесні і Тобі славу возсилаємо: Отцю, і Сину, і Святому Духові</w:t>
+      </w:r>
+      <w:r>
+        <w:rPr>
+          <w:rFonts w:ascii="Times New Roman" w:cs="Times New Roman" w:eastAsia="Times New Roman" w:hAnsi="Times New Roman"/>
+          <w:sz w:val="24"/>
+          <w:szCs w:val="24"/>
+          <w:rtl w:val="0"/>
+        </w:rPr>
+        <w:t xml:space="preserve">, нині і повсякчас, і на віки віків.</w:t>
       </w:r>
     </w:p>
     <w:p>
@@ -22062,17 +22432,22 @@
       </w:pPr>
       <w:r>
         <w:rPr>
-          <w:rFonts w:ascii="Times New Roman" w:hAnsi="Times New Roman"/>
-          <w:i/>
-          <w:color w:val="FF4400"/>
-          <w:sz w:val="24"/>
-        </w:rPr>
-        <w:t>Священик:</w:t>
-      </w:r>
-      <w:r>
-        <w:rPr>
-          <w:rFonts w:ascii="Times New Roman" w:hAnsi="Times New Roman"/>
-          <w:sz w:val="24"/>
+          <w:rFonts w:ascii="Times New Roman" w:cs="Times New Roman" w:eastAsia="Times New Roman" w:hAnsi="Times New Roman"/>
+          <w:i w:val="1"/>
+          <w:color w:val="ff0000"/>
+          <w:sz w:val="24"/>
+          <w:szCs w:val="24"/>
+          <w:rtl w:val="0"/>
+        </w:rPr>
+        <w:t xml:space="preserve">Священик:</w:t>
+      </w:r>
+      <w:r>
+        <w:rPr>
+          <w:rFonts w:ascii="Times New Roman" w:cs="Times New Roman" w:eastAsia="Times New Roman" w:hAnsi="Times New Roman"/>
+          <w:color w:val="000000"/>
+          <w:sz w:val="24"/>
+          <w:szCs w:val="24"/>
+          <w:rtl w:val="0"/>
         </w:rPr>
         <w:t xml:space="preserve"> Слава Тобі, що Світло нам показав! </w:t>
       </w:r>
@@ -23100,17 +23475,21 @@
       </w:pPr>
       <w:r>
         <w:rPr>
-          <w:rFonts w:ascii="Times New Roman" w:hAnsi="Times New Roman"/>
-          <w:i/>
-          <w:color w:val="FF4400"/>
-          <w:sz w:val="24"/>
-        </w:rPr>
-        <w:t>Священик:</w:t>
-      </w:r>
-      <w:r>
-        <w:rPr>
-          <w:rFonts w:ascii="Times New Roman" w:hAnsi="Times New Roman"/>
-          <w:sz w:val="24"/>
+          <w:rFonts w:ascii="Times New Roman" w:cs="Times New Roman" w:eastAsia="Times New Roman" w:hAnsi="Times New Roman"/>
+          <w:i w:val="1"/>
+          <w:color w:val="ff0000"/>
+          <w:sz w:val="24"/>
+          <w:szCs w:val="24"/>
+          <w:rtl w:val="0"/>
+        </w:rPr>
+        <w:t xml:space="preserve">Священик:</w:t>
+      </w:r>
+      <w:r>
+        <w:rPr>
+          <w:rFonts w:ascii="Times New Roman" w:cs="Times New Roman" w:eastAsia="Times New Roman" w:hAnsi="Times New Roman"/>
+          <w:sz w:val="24"/>
+          <w:szCs w:val="24"/>
+          <w:rtl w:val="0"/>
         </w:rPr>
         <w:t xml:space="preserve"> Бо милостивий і чоловіколюбець Бог єси, і тобі славу возсилаємо, Отцю, і Сину, і Святому Духові, нині і повсякчас, і на віки віків.</w:t>
       </w:r>
@@ -23780,19 +24159,33 @@
       </w:pPr>
       <w:r>
         <w:rPr>
-          <w:rFonts w:ascii="Times New Roman" w:hAnsi="Times New Roman"/>
-          <w:i/>
-          <w:color w:val="FF4400"/>
-          <w:sz w:val="24"/>
-        </w:rPr>
-        <w:t>Священик:</w:t>
-      </w:r>
-      <w:r>
-        <w:rPr>
-          <w:rFonts w:ascii="Times New Roman" w:hAnsi="Times New Roman"/>
-          <w:sz w:val="24"/>
-        </w:rPr>
-        <w:t xml:space="preserve"> Бо ти Бог милости, ласк і чоловіколюбности, і тобі славу віддаємо: Отцю, і Сину, і Святому Духові, нині і повсякчас, і на віки віків.</w:t>
+          <w:rFonts w:ascii="Times New Roman" w:cs="Times New Roman" w:eastAsia="Times New Roman" w:hAnsi="Times New Roman"/>
+          <w:i w:val="1"/>
+          <w:color w:val="ff0000"/>
+          <w:sz w:val="24"/>
+          <w:szCs w:val="24"/>
+          <w:rtl w:val="0"/>
+        </w:rPr>
+        <w:t xml:space="preserve">Священик:</w:t>
+      </w:r>
+      <w:r>
+        <w:rPr>
+          <w:rFonts w:ascii="Times New Roman" w:cs="Times New Roman" w:eastAsia="Times New Roman" w:hAnsi="Times New Roman"/>
+          <w:color w:val="ff0000"/>
+          <w:sz w:val="24"/>
+          <w:szCs w:val="24"/>
+          <w:rtl w:val="0"/>
+        </w:rPr>
+        <w:t xml:space="preserve"> </w:t>
+      </w:r>
+      <w:r>
+        <w:rPr>
+          <w:rFonts w:ascii="Times New Roman" w:cs="Times New Roman" w:eastAsia="Times New Roman" w:hAnsi="Times New Roman"/>
+          <w:sz w:val="24"/>
+          <w:szCs w:val="24"/>
+          <w:rtl w:val="0"/>
+        </w:rPr>
+        <w:t xml:space="preserve">Бо ти Бог милости, ласк і чоловіколюбности, і тобі славу віддаємо: Отцю, і Сину, і Святому Духові, нині і повсякчас, і на віки віків.</w:t>
       </w:r>
     </w:p>
     <w:p>
@@ -23848,17 +24241,21 @@
       </w:pPr>
       <w:r>
         <w:rPr>
-          <w:rFonts w:ascii="Times New Roman" w:hAnsi="Times New Roman"/>
-          <w:i/>
-          <w:color w:val="FF4400"/>
-          <w:sz w:val="24"/>
-        </w:rPr>
-        <w:t>Священик:</w:t>
-      </w:r>
-      <w:r>
-        <w:rPr>
-          <w:rFonts w:ascii="Times New Roman" w:hAnsi="Times New Roman"/>
-          <w:sz w:val="24"/>
+          <w:rFonts w:ascii="Times New Roman" w:cs="Times New Roman" w:eastAsia="Times New Roman" w:hAnsi="Times New Roman"/>
+          <w:i w:val="1"/>
+          <w:color w:val="ff0000"/>
+          <w:sz w:val="24"/>
+          <w:szCs w:val="24"/>
+          <w:rtl w:val="0"/>
+        </w:rPr>
+        <w:t xml:space="preserve">Священик:</w:t>
+      </w:r>
+      <w:r>
+        <w:rPr>
+          <w:rFonts w:ascii="Times New Roman" w:cs="Times New Roman" w:eastAsia="Times New Roman" w:hAnsi="Times New Roman"/>
+          <w:sz w:val="24"/>
+          <w:szCs w:val="24"/>
+          <w:rtl w:val="0"/>
         </w:rPr>
         <w:t xml:space="preserve"> Мир всім.</w:t>
       </w:r>
@@ -24190,19 +24587,33 @@
       </w:pPr>
       <w:r>
         <w:rPr>
-          <w:rFonts w:ascii="Times New Roman" w:hAnsi="Times New Roman"/>
-          <w:i/>
-          <w:color w:val="FF4400"/>
-          <w:sz w:val="24"/>
-        </w:rPr>
-        <w:t>Священик:</w:t>
-      </w:r>
-      <w:r>
-        <w:rPr>
-          <w:rFonts w:ascii="Times New Roman" w:hAnsi="Times New Roman"/>
-          <w:sz w:val="24"/>
-        </w:rPr>
-        <w:t xml:space="preserve"> Благословенний Христос, Бог наш, завжди, нині і повсякчас, і на віки віків.</w:t>
+          <w:rFonts w:ascii="Times New Roman" w:cs="Times New Roman" w:eastAsia="Times New Roman" w:hAnsi="Times New Roman"/>
+          <w:i w:val="1"/>
+          <w:color w:val="ff0000"/>
+          <w:sz w:val="24"/>
+          <w:szCs w:val="24"/>
+          <w:rtl w:val="0"/>
+        </w:rPr>
+        <w:t xml:space="preserve">Священик:</w:t>
+      </w:r>
+      <w:r>
+        <w:rPr>
+          <w:rFonts w:ascii="Times New Roman" w:cs="Times New Roman" w:eastAsia="Times New Roman" w:hAnsi="Times New Roman"/>
+          <w:color w:val="ff0000"/>
+          <w:sz w:val="24"/>
+          <w:szCs w:val="24"/>
+          <w:rtl w:val="0"/>
+        </w:rPr>
+        <w:t xml:space="preserve"> </w:t>
+      </w:r>
+      <w:r>
+        <w:rPr>
+          <w:rFonts w:ascii="Times New Roman" w:cs="Times New Roman" w:eastAsia="Times New Roman" w:hAnsi="Times New Roman"/>
+          <w:sz w:val="24"/>
+          <w:szCs w:val="24"/>
+          <w:rtl w:val="0"/>
+        </w:rPr>
+        <w:t xml:space="preserve">Благословенний Христос, Бог наш, завжди, нині і повсякчас, і на віки віків.</w:t>
       </w:r>
     </w:p>
     <w:p>
@@ -24258,17 +24669,21 @@
       </w:pPr>
       <w:r>
         <w:rPr>
-          <w:rFonts w:ascii="Times New Roman" w:hAnsi="Times New Roman"/>
-          <w:i/>
-          <w:color w:val="FF4400"/>
-          <w:sz w:val="24"/>
-        </w:rPr>
-        <w:t>Священик:</w:t>
-      </w:r>
-      <w:r>
-        <w:rPr>
-          <w:rFonts w:ascii="Times New Roman" w:hAnsi="Times New Roman"/>
-          <w:sz w:val="24"/>
+          <w:rFonts w:ascii="Times New Roman" w:cs="Times New Roman" w:eastAsia="Times New Roman" w:hAnsi="Times New Roman"/>
+          <w:i w:val="1"/>
+          <w:color w:val="ff0000"/>
+          <w:sz w:val="24"/>
+          <w:szCs w:val="24"/>
+          <w:rtl w:val="0"/>
+        </w:rPr>
+        <w:t xml:space="preserve">Священик:</w:t>
+      </w:r>
+      <w:r>
+        <w:rPr>
+          <w:rFonts w:ascii="Times New Roman" w:cs="Times New Roman" w:eastAsia="Times New Roman" w:hAnsi="Times New Roman"/>
+          <w:sz w:val="24"/>
+          <w:szCs w:val="24"/>
+          <w:rtl w:val="0"/>
         </w:rPr>
         <w:t xml:space="preserve"> Пресвята Богородице, спаси нас.</w:t>
       </w:r>
@@ -24318,19 +24733,33 @@
       </w:pPr>
       <w:r>
         <w:rPr>
-          <w:rFonts w:ascii="Times New Roman" w:hAnsi="Times New Roman"/>
-          <w:i/>
-          <w:color w:val="FF4400"/>
-          <w:sz w:val="24"/>
-        </w:rPr>
-        <w:t>Священик:</w:t>
-      </w:r>
-      <w:r>
-        <w:rPr>
-          <w:rFonts w:ascii="Times New Roman" w:hAnsi="Times New Roman"/>
-          <w:sz w:val="24"/>
-        </w:rPr>
-        <w:t xml:space="preserve"> Слава тобі, Христе Боже, надіє наша, слава тобі!</w:t>
+          <w:rFonts w:ascii="Times New Roman" w:cs="Times New Roman" w:eastAsia="Times New Roman" w:hAnsi="Times New Roman"/>
+          <w:i w:val="1"/>
+          <w:color w:val="ff0000"/>
+          <w:sz w:val="24"/>
+          <w:szCs w:val="24"/>
+          <w:rtl w:val="0"/>
+        </w:rPr>
+        <w:t xml:space="preserve">Священик:</w:t>
+      </w:r>
+      <w:r>
+        <w:rPr>
+          <w:rFonts w:ascii="Times New Roman" w:cs="Times New Roman" w:eastAsia="Times New Roman" w:hAnsi="Times New Roman"/>
+          <w:color w:val="ff0000"/>
+          <w:sz w:val="24"/>
+          <w:szCs w:val="24"/>
+          <w:rtl w:val="0"/>
+        </w:rPr>
+        <w:t xml:space="preserve"> </w:t>
+      </w:r>
+      <w:r>
+        <w:rPr>
+          <w:rFonts w:ascii="Times New Roman" w:cs="Times New Roman" w:eastAsia="Times New Roman" w:hAnsi="Times New Roman"/>
+          <w:sz w:val="24"/>
+          <w:szCs w:val="24"/>
+          <w:rtl w:val="0"/>
+        </w:rPr>
+        <w:t xml:space="preserve">Слава тобі, Христе Боже, надіє наша, слава тобі!</w:t>
       </w:r>
     </w:p>
     <w:p>
@@ -24388,37 +24817,36 @@
       </w:r>
     </w:p>
     <w:p>
-      <w:r>
-        <w:rPr>
-          <w:rFonts w:ascii="Times New Roman" w:hAnsi="Times New Roman"/>
-          <w:i/>
-          <w:color w:val="FF4400"/>
-          <w:sz w:val="24"/>
-        </w:rPr>
-        <w:t>Священик:</w:t>
-      </w:r>
-      <w:r>
-        <w:rPr>
-          <w:rFonts w:ascii="Times New Roman" w:hAnsi="Times New Roman"/>
-          <w:sz w:val="24"/>
-        </w:rPr>
-        <w:t xml:space="preserve"> Христос, що воскрес із мертвих, істинний Бог наш - молитвами пречистої Своєї Матері, святих славних і всехвальних апостолів, святого, </w:t>
-      </w:r>
-      <w:r>
-        <w:rPr>
-          <w:rFonts w:ascii="Times New Roman" w:hAnsi="Times New Roman"/>
-          <w:i/>
-          <w:color w:val="FF4400"/>
-          <w:sz w:val="24"/>
-        </w:rPr>
-        <w:t>якого є храм</w:t>
-      </w:r>
-      <w:r>
-        <w:rPr>
-          <w:rFonts w:ascii="Times New Roman" w:hAnsi="Times New Roman"/>
-          <w:sz w:val="24"/>
-        </w:rPr>
-        <w:t>, святого отця нашого Никифора, ісповідника і всіх святих - помилує і спасе нас як благий і людинолюбний.</w:t>
+      <w:pPr>
+        <w:spacing w:after="120" w:lineRule="auto"/>
+        <w:jc w:val="both"/>
+        <w:rPr>
+          <w:rFonts w:ascii="Times New Roman" w:cs="Times New Roman" w:eastAsia="Times New Roman" w:hAnsi="Times New Roman"/>
+          <w:color w:val="000000"/>
+          <w:sz w:val="24"/>
+          <w:szCs w:val="24"/>
+        </w:rPr>
+      </w:pPr>
+      <w:r>
+        <w:rPr>
+          <w:rFonts w:ascii="Times New Roman" w:cs="Times New Roman" w:eastAsia="Times New Roman" w:hAnsi="Times New Roman"/>
+          <w:i w:val="1"/>
+          <w:color w:val="ff0000"/>
+          <w:sz w:val="24"/>
+          <w:szCs w:val="24"/>
+          <w:rtl w:val="0"/>
+        </w:rPr>
+        <w:t xml:space="preserve">Священик:</w:t>
+      </w:r>
+      <w:r>
+        <w:rPr>
+          <w:rFonts w:ascii="Times New Roman" w:cs="Times New Roman" w:eastAsia="Times New Roman" w:hAnsi="Times New Roman"/>
+          <w:color w:val="000000"/>
+          <w:sz w:val="24"/>
+          <w:szCs w:val="24"/>
+          <w:rtl w:val="0"/>
+        </w:rPr>
+        <w:t xml:space="preserve"> Христос, що воскрес із мертвих, смертю смерть подолав і тим, що в гробах, життя дарував, істинний Бог наш, молитвами пречистої своєї Матері, святих славних і всехвальних апостолів, і всіх святих, помилує і спасе нас, як благий і чоловіколюбець.</w:t>
       </w:r>
     </w:p>
     <w:p>
